--- a/IngSoftware/propuesta/PlanProyecto/MissTortas-PlanProyecto.docx
+++ b/IngSoftware/propuesta/PlanProyecto/MissTortas-PlanProyecto.docx
@@ -162,27 +162,15 @@
         </w:rPr>
         <w:t xml:space="preserve">Versión: </w:t>
       </w:r>
-      <w:fldSimple w:instr=" DOCPROPERTY &quot;Version&quot;  \* MERGEFORMAT ">
-        <w:r>
-          <w:rPr>
-            <w:noProof/>
-          </w:rPr>
-          <w:t>0.1.</w:t>
-        </w:r>
-        <w:r>
-          <w:rPr>
-            <w:noProof/>
-          </w:rPr>
-          <w:t>0</w:t>
-        </w:r>
-      </w:fldSimple>
+      <w:r>
+        <w:t>0.1.1</w:t>
+      </w:r>
     </w:p>
     <w:p>
       <w:pPr>
         <w:pStyle w:val="Sangra2detindependiente"/>
         <w:rPr>
           <w:noProof/>
-          <w:lang w:val="en-US"/>
         </w:rPr>
       </w:pPr>
       <w:r>
@@ -201,27 +189,8 @@
         <w:rPr>
           <w:noProof/>
         </w:rPr>
-        <w:t>23/</w:t>
-      </w:r>
-      <w:r>
-        <w:rPr>
-          <w:noProof/>
-          <w:lang w:val="en-US"/>
-        </w:rPr>
-        <w:t>11/2025</w:t>
-      </w:r>
-    </w:p>
-    <w:p>
-      <w:pPr>
-        <w:pStyle w:val="Ttulo1"/>
-        <w:numPr>
-          <w:ilvl w:val="0"/>
-          <w:numId w:val="7"/>
-        </w:numPr>
-        <w:rPr>
-          <w:noProof/>
-        </w:rPr>
-      </w:pPr>
+        <w:t xml:space="preserve"> 26/8/2026</w:t>
+      </w:r>
       <w:r>
         <w:br w:type="page"/>
       </w:r>
@@ -3987,14 +3956,23 @@
                 <w:rFonts w:cs="Arial"/>
                 <w:lang w:val="fr-FR"/>
               </w:rPr>
-              <w:t xml:space="preserve">Informe de </w:t>
-            </w:r>
+              <w:t xml:space="preserve">Informe </w:t>
+            </w:r>
+            <w:proofErr w:type="gramStart"/>
             <w:r>
               <w:rPr>
                 <w:rFonts w:cs="Arial"/>
+                <w:lang w:val="fr-FR"/>
+              </w:rPr>
+              <w:t xml:space="preserve">de </w:t>
+            </w:r>
+            <w:r>
+              <w:rPr>
+                <w:rFonts w:cs="Arial"/>
               </w:rPr>
               <w:t>Avance</w:t>
             </w:r>
+            <w:proofErr w:type="gramEnd"/>
           </w:p>
         </w:tc>
         <w:tc>
@@ -5952,8 +5930,13 @@
           </w:tcPr>
           <w:p>
             <w:r>
-              <w:t>Cada Viernes</w:t>
-            </w:r>
+              <w:t xml:space="preserve">Cada </w:t>
+            </w:r>
+            <w:proofErr w:type="gramStart"/>
+            <w:r>
+              <w:t>Viernes</w:t>
+            </w:r>
+            <w:proofErr w:type="gramEnd"/>
           </w:p>
         </w:tc>
         <w:tc>
@@ -6046,8 +6029,13 @@
           </w:tcPr>
           <w:p>
             <w:r>
-              <w:t>Cada Viernes</w:t>
-            </w:r>
+              <w:t xml:space="preserve">Cada </w:t>
+            </w:r>
+            <w:proofErr w:type="gramStart"/>
+            <w:r>
+              <w:t>Viernes</w:t>
+            </w:r>
+            <w:proofErr w:type="gramEnd"/>
           </w:p>
         </w:tc>
         <w:tc>
@@ -6127,8 +6115,13 @@
           </w:tcPr>
           <w:p>
             <w:r>
-              <w:t>Cada Lunes</w:t>
-            </w:r>
+              <w:t xml:space="preserve">Cada </w:t>
+            </w:r>
+            <w:proofErr w:type="gramStart"/>
+            <w:r>
+              <w:t>Lunes</w:t>
+            </w:r>
+            <w:proofErr w:type="gramEnd"/>
           </w:p>
         </w:tc>
         <w:tc>
@@ -6157,7 +6150,11 @@
           </w:tcPr>
           <w:p>
             <w:r>
-              <w:t xml:space="preserve">Para cada </w:t>
+              <w:t xml:space="preserve">Para </w:t>
+            </w:r>
+            <w:proofErr w:type="gramStart"/>
+            <w:r>
+              <w:t xml:space="preserve">cada </w:t>
             </w:r>
             <w:r>
               <w:t>.</w:t>
@@ -6165,6 +6162,7 @@
             <w:r>
               <w:t>omp</w:t>
             </w:r>
+            <w:proofErr w:type="gramEnd"/>
             <w:r>
               <w:t xml:space="preserve"> existente, generar una nueva línea base mediante la utilizada “Save base line” del </w:t>
             </w:r>
@@ -6535,8 +6533,16 @@
               <w:rPr>
                 <w:lang w:val="fr-FR"/>
               </w:rPr>
-              <w:t>Informe de Avance</w:t>
-            </w:r>
+              <w:t xml:space="preserve">Informe </w:t>
+            </w:r>
+            <w:proofErr w:type="gramStart"/>
+            <w:r>
+              <w:rPr>
+                <w:lang w:val="fr-FR"/>
+              </w:rPr>
+              <w:t>de Avance</w:t>
+            </w:r>
+            <w:proofErr w:type="gramEnd"/>
           </w:p>
         </w:tc>
         <w:tc>
@@ -10919,10 +10925,10 @@
   <w:rsids>
     <w:rsidRoot w:val="00C620DC"/>
     <w:rsid w:val="000C6750"/>
+    <w:rsid w:val="001650D2"/>
     <w:rsid w:val="00174ABF"/>
     <w:rsid w:val="003E6BAE"/>
     <w:rsid w:val="00497CA3"/>
-    <w:rsid w:val="005400E3"/>
     <w:rsid w:val="0054402A"/>
     <w:rsid w:val="0081266D"/>
     <w:rsid w:val="00817C7D"/>
